--- a/klagomål/A 12865-2024 FSC-klagomål.docx
+++ b/klagomål/A 12865-2024 FSC-klagomål.docx
@@ -1350,7 +1350,7 @@
     <w:r>
       <w:tab/>
       <w:tab/>
-      <w:t>2026-09-14</w:t>
+      <w:t>2026-09-15</w:t>
       <w:br/>
       <w:br/>
     </w:r>

--- a/klagomål/A 12865-2024 FSC-klagomål.docx
+++ b/klagomål/A 12865-2024 FSC-klagomål.docx
@@ -1350,7 +1350,7 @@
     <w:r>
       <w:tab/>
       <w:tab/>
-      <w:t>2026-09-15</w:t>
+      <w:t>2026-09-16</w:t>
       <w:br/>
       <w:br/>
     </w:r>

--- a/klagomål/A 12865-2024 FSC-klagomål.docx
+++ b/klagomål/A 12865-2024 FSC-klagomål.docx
@@ -1350,7 +1350,7 @@
     <w:r>
       <w:tab/>
       <w:tab/>
-      <w:t>2026-09-16</w:t>
+      <w:t>2026-09-17</w:t>
       <w:br/>
       <w:br/>
     </w:r>

--- a/klagomål/A 12865-2024 FSC-klagomål.docx
+++ b/klagomål/A 12865-2024 FSC-klagomål.docx
@@ -1350,7 +1350,7 @@
     <w:r>
       <w:tab/>
       <w:tab/>
-      <w:t>2026-09-17</w:t>
+      <w:t>2026-09-18</w:t>
       <w:br/>
       <w:br/>
     </w:r>

--- a/klagomål/A 12865-2024 FSC-klagomål.docx
+++ b/klagomål/A 12865-2024 FSC-klagomål.docx
@@ -1350,7 +1350,7 @@
     <w:r>
       <w:tab/>
       <w:tab/>
-      <w:t>2026-09-18</w:t>
+      <w:t>2026-09-19</w:t>
       <w:br/>
       <w:br/>
     </w:r>

--- a/klagomål/A 12865-2024 FSC-klagomål.docx
+++ b/klagomål/A 12865-2024 FSC-klagomål.docx
@@ -1350,7 +1350,7 @@
     <w:r>
       <w:tab/>
       <w:tab/>
-      <w:t>2026-09-19</w:t>
+      <w:t>2026-09-21</w:t>
       <w:br/>
       <w:br/>
     </w:r>

--- a/klagomål/A 12865-2024 FSC-klagomål.docx
+++ b/klagomål/A 12865-2024 FSC-klagomål.docx
@@ -1350,7 +1350,7 @@
     <w:r>
       <w:tab/>
       <w:tab/>
-      <w:t>2026-09-21</w:t>
+      <w:t>2026-09-23</w:t>
       <w:br/>
       <w:br/>
     </w:r>

--- a/klagomål/A 12865-2024 FSC-klagomål.docx
+++ b/klagomål/A 12865-2024 FSC-klagomål.docx
@@ -1350,7 +1350,7 @@
     <w:r>
       <w:tab/>
       <w:tab/>
-      <w:t>2026-09-23</w:t>
+      <w:t>2026-09-24</w:t>
       <w:br/>
       <w:br/>
     </w:r>

--- a/klagomål/A 12865-2024 FSC-klagomål.docx
+++ b/klagomål/A 12865-2024 FSC-klagomål.docx
@@ -1350,7 +1350,7 @@
     <w:r>
       <w:tab/>
       <w:tab/>
-      <w:t>2026-09-24</w:t>
+      <w:t>2026-09-25</w:t>
       <w:br/>
       <w:br/>
     </w:r>

--- a/klagomål/A 12865-2024 FSC-klagomål.docx
+++ b/klagomål/A 12865-2024 FSC-klagomål.docx
@@ -1350,7 +1350,7 @@
     <w:r>
       <w:tab/>
       <w:tab/>
-      <w:t>2026-09-25</w:t>
+      <w:t>2026-09-26</w:t>
       <w:br/>
       <w:br/>
     </w:r>

--- a/klagomål/A 12865-2024 FSC-klagomål.docx
+++ b/klagomål/A 12865-2024 FSC-klagomål.docx
@@ -1350,7 +1350,7 @@
     <w:r>
       <w:tab/>
       <w:tab/>
-      <w:t>2026-09-26</w:t>
+      <w:t>2026-09-27</w:t>
       <w:br/>
       <w:br/>
     </w:r>

--- a/klagomål/A 12865-2024 FSC-klagomål.docx
+++ b/klagomål/A 12865-2024 FSC-klagomål.docx
@@ -1350,7 +1350,7 @@
     <w:r>
       <w:tab/>
       <w:tab/>
-      <w:t>2026-09-27</w:t>
+      <w:t>2026-09-28</w:t>
       <w:br/>
       <w:br/>
     </w:r>

--- a/klagomål/A 12865-2024 FSC-klagomål.docx
+++ b/klagomål/A 12865-2024 FSC-klagomål.docx
@@ -1350,7 +1350,7 @@
     <w:r>
       <w:tab/>
       <w:tab/>
-      <w:t>2026-09-28</w:t>
+      <w:t>2026-09-29</w:t>
       <w:br/>
       <w:br/>
     </w:r>

--- a/klagomål/A 12865-2024 FSC-klagomål.docx
+++ b/klagomål/A 12865-2024 FSC-klagomål.docx
@@ -1350,7 +1350,7 @@
     <w:r>
       <w:tab/>
       <w:tab/>
-      <w:t>2026-09-29</w:t>
+      <w:t>2026-09-30</w:t>
       <w:br/>
       <w:br/>
     </w:r>

--- a/klagomål/A 12865-2024 FSC-klagomål.docx
+++ b/klagomål/A 12865-2024 FSC-klagomål.docx
@@ -1350,7 +1350,7 @@
     <w:r>
       <w:tab/>
       <w:tab/>
-      <w:t>2026-09-30</w:t>
+      <w:t>2026-10-01</w:t>
       <w:br/>
       <w:br/>
     </w:r>

--- a/klagomål/A 12865-2024 FSC-klagomål.docx
+++ b/klagomål/A 12865-2024 FSC-klagomål.docx
@@ -1350,7 +1350,7 @@
     <w:r>
       <w:tab/>
       <w:tab/>
-      <w:t>2026-10-01</w:t>
+      <w:t>2026-10-02</w:t>
       <w:br/>
       <w:br/>
     </w:r>

--- a/klagomål/A 12865-2024 FSC-klagomål.docx
+++ b/klagomål/A 12865-2024 FSC-klagomål.docx
@@ -1350,7 +1350,7 @@
     <w:r>
       <w:tab/>
       <w:tab/>
-      <w:t>2026-10-02</w:t>
+      <w:t>2026-10-03</w:t>
       <w:br/>
       <w:br/>
     </w:r>

--- a/klagomål/A 12865-2024 FSC-klagomål.docx
+++ b/klagomål/A 12865-2024 FSC-klagomål.docx
@@ -1350,7 +1350,7 @@
     <w:r>
       <w:tab/>
       <w:tab/>
-      <w:t>2026-10-03</w:t>
+      <w:t>2026-10-04</w:t>
       <w:br/>
       <w:br/>
     </w:r>

--- a/klagomål/A 12865-2024 FSC-klagomål.docx
+++ b/klagomål/A 12865-2024 FSC-klagomål.docx
@@ -1350,7 +1350,7 @@
     <w:r>
       <w:tab/>
       <w:tab/>
-      <w:t>2026-10-04</w:t>
+      <w:t>2026-10-05</w:t>
       <w:br/>
       <w:br/>
     </w:r>

--- a/klagomål/A 12865-2024 FSC-klagomål.docx
+++ b/klagomål/A 12865-2024 FSC-klagomål.docx
@@ -221,7 +221,7 @@
     </w:p>
     <w:p>
       <w:r>
-        <w:t>I och inom 8 meter från avverkningsanmälan finns fynd av 11 naturvårdsarter, varav 7 är rödlistade, 3 är fridlysta, 9 är typiska (T) och 3 är signalarter (S): gränsticka (VU, T), knärot (VU, T, §8), lunglav (NT, T), myskmåra (NT, T), Olisthaerus substriatus (NT), rosenticka (NT, T), vedtrappmossa (NT, T), blodticka (S, T), plattlummer (S, T, §9), skinnlav (S, T) och revlummer (§9). Se Figur 1.</w:t>
+        <w:t>I och inom 8 meter från avverkningsanmälan finns fynd av 14 naturvårdsarter, varav 7 är rödlistade, 3 är fridlysta, 12 är typiska (T) och 4 är signalarter (S): gränsticka (VU, T), knärot (VU, T, §8), lunglav (NT, T), myskmåra (NT, T), Olisthaerus substriatus (NT), rosenticka (NT, T), vedtrappmossa (NT, T), blodticka (S, T), plattlummer (S, T, §9), skinnlav (S, T), svart trolldruva (S, T), brudborste (T), linnea (T) och revlummer (§9). Se Figur 1.</w:t>
       </w:r>
     </w:p>
     <w:p>
@@ -598,6 +598,93 @@
       </w:r>
     </w:p>
     <w:p>
+      <w:r>
+        <w:rPr>
+          <w:b/>
+        </w:rPr>
+        <w:t>Svart trolldruva</w:t>
+      </w:r>
+      <w:r>
+        <w:t xml:space="preserve"> är en kalkgynnad växt som förekommer på näringsrik frisk mulljord i såväl bördiga kalkbarrskogar som sydliga kalklövskogar och lundar. Arten är en bra signalart för skyddsvärda biotoper i såväl löv- som barrskogar och tål inte slutavverkning och markberedning. Trolldruva är värdväxt för ett antal sällsynta fjärilsarter som ställer höga krav på sina livsmiljöer, däribland trolldruvemätare (EN), skuggmalmätare (VU) och trolldruvelobmätare (VU). Svart trolldruva är typisk art för </w:t>
+      </w:r>
+      <w:r>
+        <w:rPr>
+          <w:i/>
+        </w:rPr>
+        <w:t>9050 Näringsrik granskog,</w:t>
+      </w:r>
+      <w:r>
+        <w:t xml:space="preserve"> </w:t>
+      </w:r>
+      <w:r>
+        <w:rPr>
+          <w:i/>
+        </w:rPr>
+        <w:t xml:space="preserve">9020 Nordlig ädellövskog, 9160 Näringsrik ekskog, 9180 Ädellövskog i branter </w:t>
+      </w:r>
+      <w:r>
+        <w:t>och</w:t>
+      </w:r>
+      <w:r>
+        <w:rPr>
+          <w:i/>
+        </w:rPr>
+        <w:t xml:space="preserve"> 1610 Åsöar i Östersjön</w:t>
+      </w:r>
+      <w:r>
+        <w:t xml:space="preserve"> (SLU Artdatabanken, 2024; Nitare &amp; Skogsstyrelsen, 2019).</w:t>
+      </w:r>
+    </w:p>
+    <w:p>
+      <w:r>
+        <w:rPr>
+          <w:b/>
+        </w:rPr>
+        <w:t>Brudborste</w:t>
+      </w:r>
+      <w:r>
+        <w:t xml:space="preserve"> är typisk art för </w:t>
+      </w:r>
+      <w:r>
+        <w:rPr>
+          <w:i/>
+        </w:rPr>
+        <w:t xml:space="preserve">9050 Näringsrik granskog, 9040 Fjällbjörkskog, 6530 Lövängar, 6430 Högörtängar </w:t>
+      </w:r>
+      <w:r>
+        <w:t xml:space="preserve">och </w:t>
+      </w:r>
+      <w:r>
+        <w:rPr>
+          <w:i/>
+        </w:rPr>
+        <w:t>6510 Slåtterängar i låglandet</w:t>
+      </w:r>
+      <w:r>
+        <w:t xml:space="preserve"> (SLU Artdatabanken, 2025).</w:t>
+      </w:r>
+    </w:p>
+    <w:p>
+      <w:r>
+        <w:rPr>
+          <w:b/>
+        </w:rPr>
+        <w:t xml:space="preserve">Linnea </w:t>
+      </w:r>
+      <w:r>
+        <w:t xml:space="preserve">är typisk art för </w:t>
+      </w:r>
+      <w:r>
+        <w:rPr>
+          <w:i/>
+        </w:rPr>
+        <w:t>9010 Taiga</w:t>
+      </w:r>
+      <w:r>
+        <w:t>. På linnea kan man hitta sporsäcksvampen linnealudd (SLU Artdatabanken, 2025).</w:t>
+      </w:r>
+    </w:p>
+    <w:p>
       <w:pPr>
         <w:pStyle w:val="Heading1"/>
       </w:pPr>
@@ -687,7 +774,7 @@
         <w:rPr>
           <w:i/>
         </w:rPr>
-        <w:t>I det avverkningsanmälda skogsområdet har 11 naturvårdsarter varav 7 rödlistade arter sina livsmiljöer och växtplatser.</w:t>
+        <w:t>I det avverkningsanmälda skogsområdet har 14 naturvårdsarter varav 7 rödlistade arter sina livsmiljöer och växtplatser.</w:t>
       </w:r>
     </w:p>
     <w:p>
@@ -1350,7 +1437,7 @@
     <w:r>
       <w:tab/>
       <w:tab/>
-      <w:t>2026-10-05</w:t>
+      <w:t>2026-10-06</w:t>
       <w:br/>
       <w:br/>
     </w:r>

--- a/klagomål/A 12865-2024 FSC-klagomål.docx
+++ b/klagomål/A 12865-2024 FSC-klagomål.docx
@@ -1437,7 +1437,7 @@
     <w:r>
       <w:tab/>
       <w:tab/>
-      <w:t>2026-10-06</w:t>
+      <w:t>2026-10-07</w:t>
       <w:br/>
       <w:br/>
     </w:r>

--- a/klagomål/A 12865-2024 FSC-klagomål.docx
+++ b/klagomål/A 12865-2024 FSC-klagomål.docx
@@ -1437,7 +1437,7 @@
     <w:r>
       <w:tab/>
       <w:tab/>
-      <w:t>2026-10-07</w:t>
+      <w:t>2026-10-08</w:t>
       <w:br/>
       <w:br/>
     </w:r>

--- a/klagomål/A 12865-2024 FSC-klagomål.docx
+++ b/klagomål/A 12865-2024 FSC-klagomål.docx
@@ -1437,7 +1437,7 @@
     <w:r>
       <w:tab/>
       <w:tab/>
-      <w:t>2026-10-08</w:t>
+      <w:t>2026-10-09</w:t>
       <w:br/>
       <w:br/>
     </w:r>

--- a/klagomål/A 12865-2024 FSC-klagomål.docx
+++ b/klagomål/A 12865-2024 FSC-klagomål.docx
@@ -216,12 +216,12 @@
         <w:spacing w:after="240"/>
       </w:pPr>
       <w:r>
-        <w:t>Figur 1. Fyndplatser för naturvårdsarter i och inom 8 meter från avverkningsanmälan. Markörer utan svart kant är placerade på fyndplatsen. Markörer med svart kant är placerade vid sidan av fyndplatsen och har ett svart streck som visar fyndplatsens exakta position. Kartans mittpunktskoordinat är N 7043963, E 590017 i SWEREF 99 TM.</w:t>
+        <w:t>Figur 1. Fyndplatser för naturvårdsarter i och inom 25 meter från avverkningsanmälan. Markörer utan svart kant är placerade på fyndplatsen. Markörer med svart kant är placerade vid sidan av fyndplatsen och har ett svart streck som visar fyndplatsens exakta position. Kartans mittpunktskoordinat är N 7043963, E 590017 i SWEREF 99 TM.</w:t>
       </w:r>
     </w:p>
     <w:p>
       <w:r>
-        <w:t>I och inom 8 meter från avverkningsanmälan finns fynd av 14 naturvårdsarter, varav 7 är rödlistade, 3 är fridlysta, 12 är typiska (T) och 4 är signalarter (S): gränsticka (VU, T), knärot (VU, T, §8), lunglav (NT, T), myskmåra (NT, T), Olisthaerus substriatus (NT), rosenticka (NT, T), vedtrappmossa (NT, T), blodticka (S, T), plattlummer (S, T, §9), skinnlav (S, T), svart trolldruva (S, T), brudborste (T), linnea (T) och revlummer (§9). Se Figur 1.</w:t>
+        <w:t>I och inom 25 meter från avverkningsanmälan finns fynd av 18 naturvårdsarter, varav 9 är rödlistade, 3 är fridlysta, 15 är typiska (T) och 6 är signalarter (S): blackticka (VU), gränsticka (VU, T), knärot (VU, T, §8), lunglav (NT, T), myskmåra (NT, T), Olisthaerus substriatus (NT), rosenticka (NT, T), ullticka (NT, T), vedtrappmossa (NT, T), blodticka (S, T), luddlav (S, T), nästlav (S, T), plattlummer (S, T, §9), skinnlav (S, T), svart trolldruva (S, T), brudborste (T), linnea (T) och revlummer (§9). Se Figur 1.</w:t>
       </w:r>
     </w:p>
     <w:p>
@@ -252,6 +252,17 @@
         <w:rPr>
           <w:b/>
         </w:rPr>
+        <w:t>Blackticka (VU)</w:t>
+      </w:r>
+      <w:r>
+        <w:t>, rödlistad som sårbar, är en exklusiv svamp som signalerar fuktiga granskogar med mycket höga naturvärden. Den har klassificerats som en “urskogsindikator” och påträffas nästan enbart i urskogsartade barrnaturskogar med långvarig kontinuitet av grova lågor i olika nedbrytningsstadier. Skogsskötselåtgärder på eller i omedelbar närhet av lokalerna utgör ett hot och på lång sikt innebär fragmenteringen av skogslandskapet att artens förekomster isoleras vilket i sig utgör ett hot mot artens överlevnad. Fler skogar med blackticka måste skyddas (Nitare &amp; Skogsstyrelsen, 2019; SLU Artdatabanken, 2024).</w:t>
+      </w:r>
+    </w:p>
+    <w:p>
+      <w:r>
+        <w:rPr>
+          <w:b/>
+        </w:rPr>
         <w:t>Gränsticka (VU)</w:t>
       </w:r>
       <w:r>
@@ -316,7 +327,7 @@
     </w:p>
     <w:p>
       <w:r>
-        <w:t>I det avverkningsanmälda området finns 6 fyndplatser för knärot registrerade på Artportalen. Figur 2 visar gränserna för buffertzoner på 50 m, som behöver lämnas kring fyndplatserna för att knärotslokalerna inte ska försvinna vid en avverkning. Av det avverkningsanmälda området överlappar 0.65 ha med buffertzonerna och får av detta skäl inte avverkas.</w:t>
+        <w:t>I det avverkningsanmälda området finns 7 fyndplatser för knärot registrerade på Artportalen. Figur 2 visar gränserna för buffertzoner på 50 m, som behöver lämnas kring fyndplatserna för att knärotslokalerna inte ska försvinna vid en avverkning. Av det avverkningsanmälda området överlappar 0.66 ha med buffertzonerna och får av detta skäl inte avverkas.</w:t>
       </w:r>
     </w:p>
     <w:p>
@@ -504,6 +515,62 @@
         <w:rPr>
           <w:b/>
         </w:rPr>
+        <w:t>Ullticka (NT)</w:t>
+      </w:r>
+      <w:r>
+        <w:t xml:space="preserve"> är knuten till restbestånd av barrnaturskog och förekommer med ett tydligt optimum i orörda eller måttligt påverkade gamla granskogar där det föreligger viss kontinuitet av grov död ved. Ullticka är en bra signalart inom hela sitt utbredningsområde och i södra Sverige är den sällsynt och en god signalart för skyddsvärda granskogsmiljöer. Den hotas av avverkning och fragmentering av naturskog och äldre granskog med lång trädkontinuitet. På ullticka kan ibland ulltickeporing (VU) påträffas - det är en sällsynt ticka som nyligen delats upp i de tre olika arterna ulltickeporing </w:t>
+      </w:r>
+      <w:r>
+        <w:rPr>
+          <w:i/>
+        </w:rPr>
+        <w:t xml:space="preserve">Skeletocutis brevispora </w:t>
+      </w:r>
+      <w:r>
+        <w:t>(VU)</w:t>
+      </w:r>
+      <w:r>
+        <w:rPr>
+          <w:i/>
+        </w:rPr>
+        <w:t>, Skeletocutis delicata</w:t>
+      </w:r>
+      <w:r>
+        <w:t xml:space="preserve"> (VU)</w:t>
+      </w:r>
+      <w:r>
+        <w:rPr>
+          <w:i/>
+        </w:rPr>
+        <w:t xml:space="preserve"> och Skeletocutis exilis</w:t>
+      </w:r>
+      <w:r>
+        <w:t xml:space="preserve"> (NT). Ullticka är typisk art för </w:t>
+      </w:r>
+      <w:r>
+        <w:rPr>
+          <w:i/>
+        </w:rPr>
+        <w:t xml:space="preserve">9010 Taiga, 9050 Näringsrik granskog </w:t>
+      </w:r>
+      <w:r>
+        <w:t xml:space="preserve">och </w:t>
+      </w:r>
+      <w:r>
+        <w:rPr>
+          <w:i/>
+        </w:rPr>
+        <w:t>9030 Landhöjningsskog</w:t>
+      </w:r>
+      <w:r>
+        <w:t xml:space="preserve"> (SLU Artdatabanken, 2026; Nitare &amp; Skogsstyrelsen, 2019; Miettinen &amp; Niemelä, 2018).</w:t>
+      </w:r>
+    </w:p>
+    <w:p>
+      <w:r>
+        <w:rPr>
+          <w:b/>
+        </w:rPr>
         <w:t xml:space="preserve">Vedtrappmossa (NT) </w:t>
       </w:r>
       <w:r>
@@ -537,6 +604,64 @@
       </w:r>
       <w:r>
         <w:t xml:space="preserve"> (SLU Artdatabanken, 2025; Nitare &amp; Skogsstyrelsen, 2019).</w:t>
+      </w:r>
+    </w:p>
+    <w:p>
+      <w:r>
+        <w:rPr>
+          <w:b/>
+        </w:rPr>
+        <w:t>Luddlav</w:t>
+      </w:r>
+      <w:r>
+        <w:t xml:space="preserve"> signalerar lång skoglig kontinuitet med ett stabilt lokal- och mikroklimat med hög och jämn fuktighet. Luddlav är typisk art för </w:t>
+      </w:r>
+      <w:r>
+        <w:rPr>
+          <w:i/>
+        </w:rPr>
+        <w:t>9010 Taiga,</w:t>
+      </w:r>
+      <w:r>
+        <w:t xml:space="preserve"> </w:t>
+      </w:r>
+      <w:r>
+        <w:rPr>
+          <w:i/>
+        </w:rPr>
+        <w:t xml:space="preserve">9020 Nordlig ädellövskog, 9070 Trädklädd betesmark, 9110 Näringsfattig bokskog, 9180 Ädellövskog i branter </w:t>
+      </w:r>
+      <w:r>
+        <w:t>och</w:t>
+      </w:r>
+      <w:r>
+        <w:rPr>
+          <w:i/>
+        </w:rPr>
+        <w:t xml:space="preserve"> 9190 Näringsfattig ekskog </w:t>
+      </w:r>
+      <w:r>
+        <w:t>(Nitare &amp; Skogsstyrelsen, 2019; SLU Artdatabanken, 2025).</w:t>
+      </w:r>
+    </w:p>
+    <w:p>
+      <w:r>
+        <w:rPr>
+          <w:b/>
+        </w:rPr>
+        <w:t>Nästlav</w:t>
+      </w:r>
+      <w:r>
+        <w:t xml:space="preserve"> indikerar söder om den naturliga norrlandsgränsen äldre barrskogsområden med höga naturvärden där andra ovanliga nordliga barrskogsarter kan påträffas. Nästlav är typisk art för </w:t>
+      </w:r>
+      <w:r>
+        <w:rPr>
+          <w:i/>
+        </w:rPr>
+        <w:t xml:space="preserve">9010 Taiga </w:t>
+      </w:r>
+      <w:r>
+        <w:t>(Nitare &amp; Skogsstyrelsen, 2019; SLU Artdatabanken, 2025).</w:t>
       </w:r>
     </w:p>
     <w:p>
@@ -774,7 +899,7 @@
         <w:rPr>
           <w:i/>
         </w:rPr>
-        <w:t>I det avverkningsanmälda skogsområdet har 14 naturvårdsarter varav 7 rödlistade arter sina livsmiljöer och växtplatser.</w:t>
+        <w:t>I det avverkningsanmälda skogsområdet har 18 naturvårdsarter varav 9 rödlistade arter sina livsmiljöer och växtplatser.</w:t>
       </w:r>
     </w:p>
     <w:p>
@@ -1437,7 +1562,7 @@
     <w:r>
       <w:tab/>
       <w:tab/>
-      <w:t>2026-10-09</w:t>
+      <w:t>2026-10-10</w:t>
       <w:br/>
       <w:br/>
     </w:r>

--- a/klagomål/A 12865-2024 FSC-klagomål.docx
+++ b/klagomål/A 12865-2024 FSC-klagomål.docx
@@ -1562,7 +1562,7 @@
     <w:r>
       <w:tab/>
       <w:tab/>
-      <w:t>2026-10-10</w:t>
+      <w:t>2026-10-11</w:t>
       <w:br/>
       <w:br/>
     </w:r>

--- a/klagomål/A 12865-2024 FSC-klagomål.docx
+++ b/klagomål/A 12865-2024 FSC-klagomål.docx
@@ -1562,7 +1562,7 @@
     <w:r>
       <w:tab/>
       <w:tab/>
-      <w:t>2026-10-11</w:t>
+      <w:t>2026-10-12</w:t>
       <w:br/>
       <w:br/>
     </w:r>

--- a/klagomål/A 12865-2024 FSC-klagomål.docx
+++ b/klagomål/A 12865-2024 FSC-klagomål.docx
@@ -1562,7 +1562,7 @@
     <w:r>
       <w:tab/>
       <w:tab/>
-      <w:t>2026-10-12</w:t>
+      <w:t>2026-10-13</w:t>
       <w:br/>
       <w:br/>
     </w:r>

--- a/klagomål/A 12865-2024 FSC-klagomål.docx
+++ b/klagomål/A 12865-2024 FSC-klagomål.docx
@@ -1562,7 +1562,7 @@
     <w:r>
       <w:tab/>
       <w:tab/>
-      <w:t>2026-10-13</w:t>
+      <w:t>2026-10-14</w:t>
       <w:br/>
       <w:br/>
     </w:r>

--- a/klagomål/A 12865-2024 FSC-klagomål.docx
+++ b/klagomål/A 12865-2024 FSC-klagomål.docx
@@ -1562,7 +1562,7 @@
     <w:r>
       <w:tab/>
       <w:tab/>
-      <w:t>2026-10-14</w:t>
+      <w:t>2026-10-15</w:t>
       <w:br/>
       <w:br/>
     </w:r>

--- a/klagomål/A 12865-2024 FSC-klagomål.docx
+++ b/klagomål/A 12865-2024 FSC-klagomål.docx
@@ -1562,7 +1562,7 @@
     <w:r>
       <w:tab/>
       <w:tab/>
-      <w:t>2026-10-15</w:t>
+      <w:t>2026-10-16</w:t>
       <w:br/>
       <w:br/>
     </w:r>

--- a/klagomål/A 12865-2024 FSC-klagomål.docx
+++ b/klagomål/A 12865-2024 FSC-klagomål.docx
@@ -1562,7 +1562,7 @@
     <w:r>
       <w:tab/>
       <w:tab/>
-      <w:t>2026-10-16</w:t>
+      <w:t>2026-10-17</w:t>
       <w:br/>
       <w:br/>
     </w:r>

--- a/klagomål/A 12865-2024 FSC-klagomål.docx
+++ b/klagomål/A 12865-2024 FSC-klagomål.docx
@@ -1562,7 +1562,7 @@
     <w:r>
       <w:tab/>
       <w:tab/>
-      <w:t>2026-10-17</w:t>
+      <w:t>2026-10-18</w:t>
       <w:br/>
       <w:br/>
     </w:r>

--- a/klagomål/A 12865-2024 FSC-klagomål.docx
+++ b/klagomål/A 12865-2024 FSC-klagomål.docx
@@ -1562,7 +1562,7 @@
     <w:r>
       <w:tab/>
       <w:tab/>
-      <w:t>2026-10-18</w:t>
+      <w:t>2026-10-19</w:t>
       <w:br/>
       <w:br/>
     </w:r>

--- a/klagomål/A 12865-2024 FSC-klagomål.docx
+++ b/klagomål/A 12865-2024 FSC-klagomål.docx
@@ -1562,7 +1562,7 @@
     <w:r>
       <w:tab/>
       <w:tab/>
-      <w:t>2026-10-19</w:t>
+      <w:t>2026-10-20</w:t>
       <w:br/>
       <w:br/>
     </w:r>

--- a/klagomål/A 12865-2024 FSC-klagomål.docx
+++ b/klagomål/A 12865-2024 FSC-klagomål.docx
@@ -1562,7 +1562,7 @@
     <w:r>
       <w:tab/>
       <w:tab/>
-      <w:t>2026-10-20</w:t>
+      <w:t>2026-10-21</w:t>
       <w:br/>
       <w:br/>
     </w:r>

--- a/klagomål/A 12865-2024 FSC-klagomål.docx
+++ b/klagomål/A 12865-2024 FSC-klagomål.docx
@@ -1562,7 +1562,7 @@
     <w:r>
       <w:tab/>
       <w:tab/>
-      <w:t>2026-10-21</w:t>
+      <w:t>2026-10-22</w:t>
       <w:br/>
       <w:br/>
     </w:r>

--- a/klagomål/A 12865-2024 FSC-klagomål.docx
+++ b/klagomål/A 12865-2024 FSC-klagomål.docx
@@ -1562,7 +1562,7 @@
     <w:r>
       <w:tab/>
       <w:tab/>
-      <w:t>2026-10-22</w:t>
+      <w:t>2026-10-23</w:t>
       <w:br/>
       <w:br/>
     </w:r>

--- a/klagomål/A 12865-2024 FSC-klagomål.docx
+++ b/klagomål/A 12865-2024 FSC-klagomål.docx
@@ -1562,7 +1562,7 @@
     <w:r>
       <w:tab/>
       <w:tab/>
-      <w:t>2026-10-23</w:t>
+      <w:t>2026-10-24</w:t>
       <w:br/>
       <w:br/>
     </w:r>

--- a/klagomål/A 12865-2024 FSC-klagomål.docx
+++ b/klagomål/A 12865-2024 FSC-klagomål.docx
@@ -1562,7 +1562,7 @@
     <w:r>
       <w:tab/>
       <w:tab/>
-      <w:t>2026-10-24</w:t>
+      <w:t>2026-10-25</w:t>
       <w:br/>
       <w:br/>
     </w:r>

--- a/klagomål/A 12865-2024 FSC-klagomål.docx
+++ b/klagomål/A 12865-2024 FSC-klagomål.docx
@@ -1562,7 +1562,7 @@
     <w:r>
       <w:tab/>
       <w:tab/>
-      <w:t>2026-10-25</w:t>
+      <w:t>2026-10-26</w:t>
       <w:br/>
       <w:br/>
     </w:r>

--- a/klagomål/A 12865-2024 FSC-klagomål.docx
+++ b/klagomål/A 12865-2024 FSC-klagomål.docx
@@ -1562,7 +1562,7 @@
     <w:r>
       <w:tab/>
       <w:tab/>
-      <w:t>2026-10-26</w:t>
+      <w:t>2026-10-27</w:t>
       <w:br/>
       <w:br/>
     </w:r>

--- a/klagomål/A 12865-2024 FSC-klagomål.docx
+++ b/klagomål/A 12865-2024 FSC-klagomål.docx
@@ -1562,7 +1562,7 @@
     <w:r>
       <w:tab/>
       <w:tab/>
-      <w:t>2026-10-27</w:t>
+      <w:t>2026-10-28</w:t>
       <w:br/>
       <w:br/>
     </w:r>

--- a/klagomål/A 12865-2024 FSC-klagomål.docx
+++ b/klagomål/A 12865-2024 FSC-klagomål.docx
@@ -1562,7 +1562,7 @@
     <w:r>
       <w:tab/>
       <w:tab/>
-      <w:t>2026-10-28</w:t>
+      <w:t>2026-10-29</w:t>
       <w:br/>
       <w:br/>
     </w:r>

--- a/klagomål/A 12865-2024 FSC-klagomål.docx
+++ b/klagomål/A 12865-2024 FSC-klagomål.docx
@@ -1562,7 +1562,7 @@
     <w:r>
       <w:tab/>
       <w:tab/>
-      <w:t>2026-10-29</w:t>
+      <w:t>2026-10-31</w:t>
       <w:br/>
       <w:br/>
     </w:r>
